--- a/uploads/sample_resume.docx
+++ b/uploads/sample_resume.docx
@@ -4,7 +4,7 @@
   <w:body>
     <w:p>
       <w:r>
-        <w:t>MICHAEL JOHNSON</w:t>
+        <w:t>Kanchan Choudhary</w:t>
       </w:r>
     </w:p>
     <w:p>
@@ -32,8 +32,16 @@
         <w:t>📧</w:t>
       </w:r>
       <w:r>
-        <w:t xml:space="preserve"> michaeljohnson@gmail.com</w:t>
-      </w:r>
+        <w:t xml:space="preserve"> </w:t>
+      </w:r>
+      <w:hyperlink r:id="rId4" w:history="1">
+        <w:r>
+          <w:rPr>
+            <w:rStyle w:val="Hyperlink"/>
+          </w:rPr>
+          <w:t>kanchanchoudhary@gmail.com</w:t>
+        </w:r>
+      </w:hyperlink>
     </w:p>
     <w:p>
       <w:r>
@@ -54,13 +62,8 @@
         <w:t>🔗</w:t>
       </w:r>
       <w:r>
-        <w:t xml:space="preserve"> github.com/</w:t>
-      </w:r>
-      <w:proofErr w:type="spellStart"/>
-      <w:r>
-        <w:t>michaeldev</w:t>
-      </w:r>
-      <w:proofErr w:type="spellEnd"/>
+        <w:t xml:space="preserve"> github.com/michaeldev</w:t>
+      </w:r>
     </w:p>
     <w:p>
       <w:r>
@@ -70,13 +73,8 @@
         <w:t>🔗</w:t>
       </w:r>
       <w:r>
-        <w:t xml:space="preserve"> linkedin.com/in/</w:t>
-      </w:r>
-      <w:proofErr w:type="spellStart"/>
-      <w:r>
-        <w:t>michaeljohnson</w:t>
-      </w:r>
-      <w:proofErr w:type="spellEnd"/>
+        <w:t xml:space="preserve"> linkedin.com/in/michaeljohnson</w:t>
+      </w:r>
     </w:p>
     <w:p/>
     <w:p>
@@ -163,13 +161,8 @@
     </w:p>
     <w:p>
       <w:r>
-        <w:t xml:space="preserve">• </w:t>
-      </w:r>
-      <w:proofErr w:type="spellStart"/>
-      <w:r>
-        <w:t>FastAPI</w:t>
-      </w:r>
-      <w:proofErr w:type="spellEnd"/>
+        <w:t>• FastAPI</w:t>
+      </w:r>
     </w:p>
     <w:p>
       <w:r>
@@ -267,13 +260,8 @@
     </w:p>
     <w:p>
       <w:r>
-        <w:t xml:space="preserve">• </w:t>
-      </w:r>
-      <w:proofErr w:type="spellStart"/>
-      <w:r>
-        <w:t>PyTest</w:t>
-      </w:r>
-      <w:proofErr w:type="spellEnd"/>
+        <w:t>• PyTest</w:t>
+      </w:r>
     </w:p>
     <w:p/>
     <w:p>
@@ -350,15 +338,7 @@
     </w:p>
     <w:p>
       <w:r>
-        <w:t xml:space="preserve">• Built a resume analysis platform using React, </w:t>
-      </w:r>
-      <w:proofErr w:type="spellStart"/>
-      <w:r>
-        <w:t>FastAPI</w:t>
-      </w:r>
-      <w:proofErr w:type="spellEnd"/>
-      <w:r>
-        <w:t>, and MongoDB.</w:t>
+        <w:t>• Built a resume analysis platform using React, FastAPI, and MongoDB.</w:t>
       </w:r>
     </w:p>
     <w:p>
@@ -493,15 +473,7 @@
     <w:p/>
     <w:p>
       <w:r>
-        <w:t xml:space="preserve">• </w:t>
-      </w:r>
-      <w:proofErr w:type="gramStart"/>
-      <w:r>
-        <w:t>Open Source</w:t>
-      </w:r>
-      <w:proofErr w:type="gramEnd"/>
-      <w:r>
-        <w:t xml:space="preserve"> Contribution</w:t>
+        <w:t>• Open Source Contribution</w:t>
       </w:r>
     </w:p>
     <w:p>
@@ -1441,6 +1413,29 @@
       <w:spacing w:val="5"/>
     </w:rPr>
   </w:style>
+  <w:style w:type="character" w:styleId="Hyperlink">
+    <w:name w:val="Hyperlink"/>
+    <w:basedOn w:val="DefaultParagraphFont"/>
+    <w:uiPriority w:val="99"/>
+    <w:unhideWhenUsed/>
+    <w:rsid w:val="000A09E5"/>
+    <w:rPr>
+      <w:color w:val="467886" w:themeColor="hyperlink"/>
+      <w:u w:val="single"/>
+    </w:rPr>
+  </w:style>
+  <w:style w:type="character" w:styleId="UnresolvedMention">
+    <w:name w:val="Unresolved Mention"/>
+    <w:basedOn w:val="DefaultParagraphFont"/>
+    <w:uiPriority w:val="99"/>
+    <w:semiHidden/>
+    <w:unhideWhenUsed/>
+    <w:rsid w:val="000A09E5"/>
+    <w:rPr>
+      <w:color w:val="605E5C"/>
+      <w:shd w:val="clear" w:color="auto" w:fill="E1DFDD"/>
+    </w:rPr>
+  </w:style>
 </w:styles>
 </file>
 
